--- a/GCCWebApp/docs/user-guide/GCC_Company_User_Guide_v1.0.docx
+++ b/GCCWebApp/docs/user-guide/GCC_Company_User_Guide_v1.0.docx
@@ -3917,6 +3917,1355 @@
     </w:p>
     <w:p>
       <w:r>
+        <w:br w:type="page"/>
+      </w:r>
+    </w:p>
+    <w:p>
+      <w:pPr>
+        <w:pStyle w:val="Heading1"/>
+      </w:pPr>
+      <w:r>
+        <w:t>Using the database on a phone or tablet</w:t>
+      </w:r>
+    </w:p>
+    <w:p>
+      <w:r>
+        <w:rPr>
+          <w:b w:val="0"/>
+        </w:rPr>
+        <w:t>There is no app to install. Open the same address in the browser on your phone or tablet and sign in as usual — the layout adapts to the screen.</w:t>
+      </w:r>
+    </w:p>
+    <w:p>
+      <w:pPr>
+        <w:spacing w:after="40"/>
+        <w:jc w:val="center"/>
+      </w:pPr>
+      <w:r>
+        <w:drawing>
+          <wp:inline xmlns:a="http://schemas.openxmlformats.org/drawingml/2006/main" xmlns:pic="http://schemas.openxmlformats.org/drawingml/2006/picture">
+            <wp:extent cx="3042221" cy="6583678"/>
+            <wp:docPr id="9" name="Picture 9"/>
+            <wp:cNvGraphicFramePr>
+              <a:graphicFrameLocks noChangeAspect="1"/>
+            </wp:cNvGraphicFramePr>
+            <a:graphic>
+              <a:graphicData uri="http://schemas.openxmlformats.org/drawingml/2006/picture">
+                <pic:pic>
+                  <pic:nvPicPr>
+                    <pic:cNvPr id="0" name="70-phone-layout.jpg"/>
+                    <pic:cNvPicPr/>
+                  </pic:nvPicPr>
+                  <pic:blipFill>
+                    <a:blip r:embed="rId17"/>
+                    <a:stretch>
+                      <a:fillRect/>
+                    </a:stretch>
+                  </pic:blipFill>
+                  <pic:spPr>
+                    <a:xfrm>
+                      <a:off x="0" y="0"/>
+                      <a:ext cx="3042221" cy="6583678"/>
+                    </a:xfrm>
+                    <a:prstGeom prst="rect"/>
+                  </pic:spPr>
+                </pic:pic>
+              </a:graphicData>
+            </a:graphic>
+          </wp:inline>
+        </w:drawing>
+      </w:r>
+    </w:p>
+    <w:p>
+      <w:pPr>
+        <w:spacing w:after="280"/>
+        <w:jc w:val="center"/>
+      </w:pPr>
+      <w:r>
+        <w:rPr>
+          <w:b/>
+          <w:color w:val="447638"/>
+          <w:sz w:val="18"/>
+        </w:rPr>
+        <w:t xml:space="preserve">Figure 9  </w:t>
+      </w:r>
+      <w:r>
+        <w:rPr>
+          <w:i/>
+          <w:color w:val="4A5B50"/>
+          <w:sz w:val="18"/>
+        </w:rPr>
+        <w:t>The certificate list at phone width. Navigation collapses to a menu button, and the filters sit behind Show Filters &amp; Search.</w:t>
+      </w:r>
+    </w:p>
+    <w:tbl>
+      <w:tblPr>
+        <w:tblStyle w:val="LightGrid-Accent3"/>
+        <w:tblW w:type="auto" w:w="0"/>
+        <w:jc w:val="left"/>
+        <w:tblLook w:firstColumn="1" w:firstRow="1" w:lastColumn="0" w:lastRow="0" w:noHBand="0" w:noVBand="1" w:val="04A0"/>
+      </w:tblPr>
+      <w:tblGrid>
+        <w:gridCol w:w="4680"/>
+        <w:gridCol w:w="4680"/>
+      </w:tblGrid>
+      <w:tr>
+        <w:tc>
+          <w:tcPr>
+            <w:tcW w:type="dxa" w:w="2477"/>
+          </w:tcPr>
+          <w:p>
+            <w:r/>
+            <w:r>
+              <w:rPr>
+                <w:b/>
+                <w:sz w:val="18"/>
+              </w:rPr>
+              <w:t>Screen width</w:t>
+            </w:r>
+          </w:p>
+        </w:tc>
+        <w:tc>
+          <w:tcPr>
+            <w:tcW w:type="dxa" w:w="6163"/>
+          </w:tcPr>
+          <w:p>
+            <w:r/>
+            <w:r>
+              <w:rPr>
+                <w:b/>
+                <w:sz w:val="18"/>
+              </w:rPr>
+              <w:t>What changes</w:t>
+            </w:r>
+          </w:p>
+        </w:tc>
+      </w:tr>
+      <w:tr>
+        <w:tc>
+          <w:tcPr>
+            <w:tcW w:type="dxa" w:w="2477"/>
+          </w:tcPr>
+          <w:p>
+            <w:r/>
+            <w:r>
+              <w:rPr>
+                <w:b w:val="0"/>
+                <w:sz w:val="19"/>
+              </w:rPr>
+              <w:t>Wider than 1024 pixels</w:t>
+            </w:r>
+          </w:p>
+        </w:tc>
+        <w:tc>
+          <w:tcPr>
+            <w:tcW w:type="dxa" w:w="6163"/>
+          </w:tcPr>
+          <w:p>
+            <w:r/>
+            <w:r>
+              <w:rPr>
+                <w:b w:val="0"/>
+                <w:sz w:val="19"/>
+              </w:rPr>
+              <w:t>The filter sidebar is open beside the results, and the navigation runs across the top</w:t>
+            </w:r>
+          </w:p>
+        </w:tc>
+      </w:tr>
+      <w:tr>
+        <w:tc>
+          <w:tcPr>
+            <w:tcW w:type="dxa" w:w="2477"/>
+          </w:tcPr>
+          <w:p>
+            <w:r/>
+            <w:r>
+              <w:rPr>
+                <w:b w:val="0"/>
+                <w:sz w:val="19"/>
+              </w:rPr>
+              <w:t>1024 pixels and below</w:t>
+            </w:r>
+          </w:p>
+        </w:tc>
+        <w:tc>
+          <w:tcPr>
+            <w:tcW w:type="dxa" w:w="6163"/>
+          </w:tcPr>
+          <w:p>
+            <w:r/>
+            <w:r>
+              <w:rPr>
+                <w:b w:val="0"/>
+                <w:sz w:val="19"/>
+              </w:rPr>
+              <w:t xml:space="preserve">The filters collapse behind a </w:t>
+            </w:r>
+            <w:r>
+              <w:rPr>
+                <w:b/>
+                <w:sz w:val="19"/>
+              </w:rPr>
+              <w:t>Show Filters &amp; Search</w:t>
+            </w:r>
+            <w:r>
+              <w:rPr>
+                <w:b w:val="0"/>
+                <w:sz w:val="19"/>
+              </w:rPr>
+              <w:t xml:space="preserve"> button. Tap it to open them</w:t>
+            </w:r>
+          </w:p>
+        </w:tc>
+      </w:tr>
+      <w:tr>
+        <w:tc>
+          <w:tcPr>
+            <w:tcW w:type="dxa" w:w="2477"/>
+          </w:tcPr>
+          <w:p>
+            <w:r/>
+            <w:r>
+              <w:rPr>
+                <w:b w:val="0"/>
+                <w:sz w:val="19"/>
+              </w:rPr>
+              <w:t>Phone widths</w:t>
+            </w:r>
+          </w:p>
+        </w:tc>
+        <w:tc>
+          <w:tcPr>
+            <w:tcW w:type="dxa" w:w="6163"/>
+          </w:tcPr>
+          <w:p>
+            <w:r/>
+            <w:r>
+              <w:rPr>
+                <w:b w:val="0"/>
+                <w:sz w:val="19"/>
+              </w:rPr>
+              <w:t>Navigation collapses to a menu button, and the page reflows to a single column</w:t>
+            </w:r>
+          </w:p>
+        </w:tc>
+      </w:tr>
+    </w:tbl>
+    <w:p>
+      <w:pPr>
+        <w:spacing w:after="120"/>
+      </w:pPr>
+    </w:p>
+    <w:p>
+      <w:r>
+        <w:rPr>
+          <w:b w:val="0"/>
+        </w:rPr>
+        <w:t>The page does not scroll sideways at any width — everything fits the screen you are on.</w:t>
+      </w:r>
+    </w:p>
+    <w:p>
+      <w:r>
+        <w:rPr>
+          <w:b w:val="0"/>
+        </w:rPr>
+        <w:t>Everything works on a small screen, but two things are easier on a desktop: selecting several certificates for a bulk download, and reading a wide table without switching columns off.</w:t>
+      </w:r>
+    </w:p>
+    <w:p>
+      <w:pPr>
+        <w:pStyle w:val="Heading1"/>
+      </w:pPr>
+      <w:r>
+        <w:t>Glossary</w:t>
+      </w:r>
+    </w:p>
+    <w:tbl>
+      <w:tblPr>
+        <w:tblStyle w:val="LightGrid-Accent3"/>
+        <w:tblW w:type="auto" w:w="0"/>
+        <w:jc w:val="left"/>
+        <w:tblLook w:firstColumn="1" w:firstRow="1" w:lastColumn="0" w:lastRow="0" w:noHBand="0" w:noVBand="1" w:val="04A0"/>
+      </w:tblPr>
+      <w:tblGrid>
+        <w:gridCol w:w="4680"/>
+        <w:gridCol w:w="4680"/>
+      </w:tblGrid>
+      <w:tr>
+        <w:tc>
+          <w:tcPr>
+            <w:tcW w:type="dxa" w:w="2045"/>
+          </w:tcPr>
+          <w:p>
+            <w:r/>
+            <w:r>
+              <w:rPr>
+                <w:b/>
+                <w:sz w:val="18"/>
+              </w:rPr>
+              <w:t>Term</w:t>
+            </w:r>
+          </w:p>
+        </w:tc>
+        <w:tc>
+          <w:tcPr>
+            <w:tcW w:type="dxa" w:w="6595"/>
+          </w:tcPr>
+          <w:p>
+            <w:r/>
+            <w:r>
+              <w:rPr>
+                <w:b/>
+                <w:sz w:val="18"/>
+              </w:rPr>
+              <w:t>Meaning</w:t>
+            </w:r>
+          </w:p>
+        </w:tc>
+      </w:tr>
+      <w:tr>
+        <w:tc>
+          <w:tcPr>
+            <w:tcW w:type="dxa" w:w="2045"/>
+          </w:tcPr>
+          <w:p>
+            <w:r/>
+            <w:r>
+              <w:rPr>
+                <w:b/>
+                <w:sz w:val="19"/>
+              </w:rPr>
+              <w:t>Admin</w:t>
+            </w:r>
+          </w:p>
+        </w:tc>
+        <w:tc>
+          <w:tcPr>
+            <w:tcW w:type="dxa" w:w="6595"/>
+          </w:tcPr>
+          <w:p>
+            <w:r/>
+            <w:r>
+              <w:rPr>
+                <w:b w:val="0"/>
+                <w:sz w:val="19"/>
+              </w:rPr>
+              <w:t>Internal role with full access, including the Administration menu. Administrator accounts cannot be deleted</w:t>
+            </w:r>
+          </w:p>
+        </w:tc>
+      </w:tr>
+      <w:tr>
+        <w:tc>
+          <w:tcPr>
+            <w:tcW w:type="dxa" w:w="2045"/>
+          </w:tcPr>
+          <w:p>
+            <w:r/>
+            <w:r>
+              <w:rPr>
+                <w:b/>
+                <w:sz w:val="19"/>
+              </w:rPr>
+              <w:t>Analyst</w:t>
+            </w:r>
+          </w:p>
+        </w:tc>
+        <w:tc>
+          <w:tcPr>
+            <w:tcW w:type="dxa" w:w="6595"/>
+          </w:tcPr>
+          <w:p>
+            <w:r/>
+            <w:r>
+              <w:rPr>
+                <w:b w:val="0"/>
+                <w:sz w:val="19"/>
+              </w:rPr>
+              <w:t>Internal role that operates the certificate work day to day — create, edit, import, export. No Administration menu</w:t>
+            </w:r>
+          </w:p>
+        </w:tc>
+      </w:tr>
+      <w:tr>
+        <w:tc>
+          <w:tcPr>
+            <w:tcW w:type="dxa" w:w="2045"/>
+          </w:tcPr>
+          <w:p>
+            <w:r/>
+            <w:r>
+              <w:rPr>
+                <w:b/>
+                <w:sz w:val="19"/>
+              </w:rPr>
+              <w:t>ASIN</w:t>
+            </w:r>
+          </w:p>
+        </w:tc>
+        <w:tc>
+          <w:tcPr>
+            <w:tcW w:type="dxa" w:w="6595"/>
+          </w:tcPr>
+          <w:p>
+            <w:r/>
+            <w:r>
+              <w:rPr>
+                <w:b w:val="0"/>
+                <w:sz w:val="19"/>
+              </w:rPr>
+              <w:t>Amazon Standard Identification Number, the identifier Amazon uses for a product</w:t>
+            </w:r>
+          </w:p>
+        </w:tc>
+      </w:tr>
+      <w:tr>
+        <w:tc>
+          <w:tcPr>
+            <w:tcW w:type="dxa" w:w="2045"/>
+          </w:tcPr>
+          <w:p>
+            <w:r/>
+            <w:r>
+              <w:rPr>
+                <w:b/>
+                <w:sz w:val="19"/>
+              </w:rPr>
+              <w:t>Badgeable</w:t>
+            </w:r>
+          </w:p>
+        </w:tc>
+        <w:tc>
+          <w:tcPr>
+            <w:tcW w:type="dxa" w:w="6595"/>
+          </w:tcPr>
+          <w:p>
+            <w:r/>
+            <w:r>
+              <w:rPr>
+                <w:b w:val="0"/>
+                <w:sz w:val="19"/>
+              </w:rPr>
+              <w:t>A certificate that is commercially in force: Client Approved - Paid, Client Approved - Confidential, or Republished, inside its certification period</w:t>
+            </w:r>
+          </w:p>
+        </w:tc>
+      </w:tr>
+      <w:tr>
+        <w:tc>
+          <w:tcPr>
+            <w:tcW w:type="dxa" w:w="2045"/>
+          </w:tcPr>
+          <w:p>
+            <w:r/>
+            <w:r>
+              <w:rPr>
+                <w:b/>
+                <w:sz w:val="19"/>
+              </w:rPr>
+              <w:t>Certification #</w:t>
+            </w:r>
+          </w:p>
+        </w:tc>
+        <w:tc>
+          <w:tcPr>
+            <w:tcW w:type="dxa" w:w="6595"/>
+          </w:tcPr>
+          <w:p>
+            <w:r/>
+            <w:r>
+              <w:rPr>
+                <w:b w:val="0"/>
+                <w:sz w:val="19"/>
+              </w:rPr>
+              <w:t>The number identifying a certificate. Assigned by the system when the certificate is saved, never typed</w:t>
+            </w:r>
+          </w:p>
+        </w:tc>
+      </w:tr>
+      <w:tr>
+        <w:tc>
+          <w:tcPr>
+            <w:tcW w:type="dxa" w:w="2045"/>
+          </w:tcPr>
+          <w:p>
+            <w:r/>
+            <w:r>
+              <w:rPr>
+                <w:b/>
+                <w:sz w:val="19"/>
+              </w:rPr>
+              <w:t>Certification period</w:t>
+            </w:r>
+          </w:p>
+        </w:tc>
+        <w:tc>
+          <w:tcPr>
+            <w:tcW w:type="dxa" w:w="6595"/>
+          </w:tcPr>
+          <w:p>
+            <w:r/>
+            <w:r>
+              <w:rPr>
+                <w:b w:val="0"/>
+                <w:sz w:val="19"/>
+              </w:rPr>
+              <w:t>The span from the effective date to the expiration date, inclusive of both</w:t>
+            </w:r>
+          </w:p>
+        </w:tc>
+      </w:tr>
+      <w:tr>
+        <w:tc>
+          <w:tcPr>
+            <w:tcW w:type="dxa" w:w="2045"/>
+          </w:tcPr>
+          <w:p>
+            <w:r/>
+            <w:r>
+              <w:rPr>
+                <w:b/>
+                <w:sz w:val="19"/>
+              </w:rPr>
+              <w:t>Certification Results</w:t>
+            </w:r>
+          </w:p>
+        </w:tc>
+        <w:tc>
+          <w:tcPr>
+            <w:tcW w:type="dxa" w:w="6595"/>
+          </w:tcPr>
+          <w:p>
+            <w:r/>
+            <w:r>
+              <w:rPr>
+                <w:b w:val="0"/>
+                <w:sz w:val="19"/>
+              </w:rPr>
+              <w:t>Free text recorded against a certificate, shown exactly as it was entered. Required for Amazon CPF certificates</w:t>
+            </w:r>
+          </w:p>
+        </w:tc>
+      </w:tr>
+      <w:tr>
+        <w:tc>
+          <w:tcPr>
+            <w:tcW w:type="dxa" w:w="2045"/>
+          </w:tcPr>
+          <w:p>
+            <w:r/>
+            <w:r>
+              <w:rPr>
+                <w:b/>
+                <w:sz w:val="19"/>
+              </w:rPr>
+              <w:t>Client Approved - Confidential</w:t>
+            </w:r>
+          </w:p>
+        </w:tc>
+        <w:tc>
+          <w:tcPr>
+            <w:tcW w:type="dxa" w:w="6595"/>
+          </w:tcPr>
+          <w:p>
+            <w:r/>
+            <w:r>
+              <w:rPr>
+                <w:b w:val="0"/>
+                <w:sz w:val="19"/>
+              </w:rPr>
+              <w:t>In force and badgeable, but deliberately withheld from the public database. An embargo, not a pause</w:t>
+            </w:r>
+          </w:p>
+        </w:tc>
+      </w:tr>
+      <w:tr>
+        <w:tc>
+          <w:tcPr>
+            <w:tcW w:type="dxa" w:w="2045"/>
+          </w:tcPr>
+          <w:p>
+            <w:r/>
+            <w:r>
+              <w:rPr>
+                <w:b/>
+                <w:sz w:val="19"/>
+              </w:rPr>
+              <w:t>Client Approved - Paid</w:t>
+            </w:r>
+          </w:p>
+        </w:tc>
+        <w:tc>
+          <w:tcPr>
+            <w:tcW w:type="dxa" w:w="6595"/>
+          </w:tcPr>
+          <w:p>
+            <w:r/>
+            <w:r>
+              <w:rPr>
+                <w:b w:val="0"/>
+                <w:sz w:val="19"/>
+              </w:rPr>
+              <w:t>In force and listed publicly</w:t>
+            </w:r>
+          </w:p>
+        </w:tc>
+      </w:tr>
+      <w:tr>
+        <w:tc>
+          <w:tcPr>
+            <w:tcW w:type="dxa" w:w="2045"/>
+          </w:tcPr>
+          <w:p>
+            <w:r/>
+            <w:r>
+              <w:rPr>
+                <w:b/>
+                <w:sz w:val="19"/>
+              </w:rPr>
+              <w:t>Company user</w:t>
+            </w:r>
+          </w:p>
+        </w:tc>
+        <w:tc>
+          <w:tcPr>
+            <w:tcW w:type="dxa" w:w="6595"/>
+          </w:tcPr>
+          <w:p>
+            <w:r/>
+            <w:r>
+              <w:rPr>
+                <w:b w:val="0"/>
+                <w:sz w:val="19"/>
+              </w:rPr>
+              <w:t xml:space="preserve">A person from a certified company, signing in to see their own company's certificates. The role is named </w:t>
+            </w:r>
+            <w:r>
+              <w:rPr>
+                <w:b/>
+                <w:sz w:val="19"/>
+              </w:rPr>
+              <w:t>External</w:t>
+            </w:r>
+          </w:p>
+        </w:tc>
+      </w:tr>
+      <w:tr>
+        <w:tc>
+          <w:tcPr>
+            <w:tcW w:type="dxa" w:w="2045"/>
+          </w:tcPr>
+          <w:p>
+            <w:r/>
+            <w:r>
+              <w:rPr>
+                <w:b/>
+                <w:sz w:val="19"/>
+              </w:rPr>
+              <w:t>CPF</w:t>
+            </w:r>
+          </w:p>
+        </w:tc>
+        <w:tc>
+          <w:tcPr>
+            <w:tcW w:type="dxa" w:w="6595"/>
+          </w:tcPr>
+          <w:p>
+            <w:r/>
+            <w:r>
+              <w:rPr>
+                <w:b w:val="0"/>
+                <w:sz w:val="19"/>
+              </w:rPr>
+              <w:t>Amazon's Climate Pledge Friendly programme</w:t>
+            </w:r>
+          </w:p>
+        </w:tc>
+      </w:tr>
+      <w:tr>
+        <w:tc>
+          <w:tcPr>
+            <w:tcW w:type="dxa" w:w="2045"/>
+          </w:tcPr>
+          <w:p>
+            <w:r/>
+            <w:r>
+              <w:rPr>
+                <w:b/>
+                <w:sz w:val="19"/>
+              </w:rPr>
+              <w:t>Database Listing URL</w:t>
+            </w:r>
+          </w:p>
+        </w:tc>
+        <w:tc>
+          <w:tcPr>
+            <w:tcW w:type="dxa" w:w="6595"/>
+          </w:tcPr>
+          <w:p>
+            <w:r/>
+            <w:r>
+              <w:rPr>
+                <w:b w:val="0"/>
+                <w:sz w:val="19"/>
+              </w:rPr>
+              <w:t>The public address of a single certificate, for sharing with someone who has no account</w:t>
+            </w:r>
+          </w:p>
+        </w:tc>
+      </w:tr>
+      <w:tr>
+        <w:tc>
+          <w:tcPr>
+            <w:tcW w:type="dxa" w:w="2045"/>
+          </w:tcPr>
+          <w:p>
+            <w:r/>
+            <w:r>
+              <w:rPr>
+                <w:b/>
+                <w:sz w:val="19"/>
+              </w:rPr>
+              <w:t>Effective date</w:t>
+            </w:r>
+          </w:p>
+        </w:tc>
+        <w:tc>
+          <w:tcPr>
+            <w:tcW w:type="dxa" w:w="6595"/>
+          </w:tcPr>
+          <w:p>
+            <w:r/>
+            <w:r>
+              <w:rPr>
+                <w:b w:val="0"/>
+                <w:sz w:val="19"/>
+              </w:rPr>
+              <w:t xml:space="preserve">The first day a certificate is in force. It is live </w:t>
+            </w:r>
+            <w:r>
+              <w:rPr>
+                <w:b/>
+                <w:sz w:val="19"/>
+              </w:rPr>
+              <w:t>on</w:t>
+            </w:r>
+            <w:r>
+              <w:rPr>
+                <w:b w:val="0"/>
+                <w:sz w:val="19"/>
+              </w:rPr>
+              <w:t xml:space="preserve"> this date</w:t>
+            </w:r>
+          </w:p>
+        </w:tc>
+      </w:tr>
+      <w:tr>
+        <w:tc>
+          <w:tcPr>
+            <w:tcW w:type="dxa" w:w="2045"/>
+          </w:tcPr>
+          <w:p>
+            <w:r/>
+            <w:r>
+              <w:rPr>
+                <w:b/>
+                <w:sz w:val="19"/>
+              </w:rPr>
+              <w:t>Expiration date</w:t>
+            </w:r>
+          </w:p>
+        </w:tc>
+        <w:tc>
+          <w:tcPr>
+            <w:tcW w:type="dxa" w:w="6595"/>
+          </w:tcPr>
+          <w:p>
+            <w:r/>
+            <w:r>
+              <w:rPr>
+                <w:b w:val="0"/>
+                <w:sz w:val="19"/>
+              </w:rPr>
+              <w:t xml:space="preserve">The last day a certificate is in force. It is live </w:t>
+            </w:r>
+            <w:r>
+              <w:rPr>
+                <w:b/>
+                <w:sz w:val="19"/>
+              </w:rPr>
+              <w:t>through</w:t>
+            </w:r>
+            <w:r>
+              <w:rPr>
+                <w:b w:val="0"/>
+                <w:sz w:val="19"/>
+              </w:rPr>
+              <w:t xml:space="preserve"> this date and expires the day after</w:t>
+            </w:r>
+          </w:p>
+        </w:tc>
+      </w:tr>
+      <w:tr>
+        <w:tc>
+          <w:tcPr>
+            <w:tcW w:type="dxa" w:w="2045"/>
+          </w:tcPr>
+          <w:p>
+            <w:r/>
+            <w:r>
+              <w:rPr>
+                <w:b/>
+                <w:sz w:val="19"/>
+              </w:rPr>
+              <w:t>External tag</w:t>
+            </w:r>
+          </w:p>
+        </w:tc>
+        <w:tc>
+          <w:tcPr>
+            <w:tcW w:type="dxa" w:w="6595"/>
+          </w:tcPr>
+          <w:p>
+            <w:r/>
+            <w:r>
+              <w:rPr>
+                <w:b w:val="0"/>
+                <w:sz w:val="19"/>
+              </w:rPr>
+              <w:t>A tag visible to company and partner accounts and on public surfaces</w:t>
+            </w:r>
+          </w:p>
+        </w:tc>
+      </w:tr>
+      <w:tr>
+        <w:tc>
+          <w:tcPr>
+            <w:tcW w:type="dxa" w:w="2045"/>
+          </w:tcPr>
+          <w:p>
+            <w:r/>
+            <w:r>
+              <w:rPr>
+                <w:b/>
+                <w:sz w:val="19"/>
+              </w:rPr>
+              <w:t>GTIN · EAN · UPC</w:t>
+            </w:r>
+          </w:p>
+        </w:tc>
+        <w:tc>
+          <w:tcPr>
+            <w:tcW w:type="dxa" w:w="6595"/>
+          </w:tcPr>
+          <w:p>
+            <w:r/>
+            <w:r>
+              <w:rPr>
+                <w:b w:val="0"/>
+                <w:sz w:val="19"/>
+              </w:rPr>
+              <w:t>Product identifiers recorded against a certificate alongside ASIN</w:t>
+            </w:r>
+          </w:p>
+        </w:tc>
+      </w:tr>
+      <w:tr>
+        <w:tc>
+          <w:tcPr>
+            <w:tcW w:type="dxa" w:w="2045"/>
+          </w:tcPr>
+          <w:p>
+            <w:r/>
+            <w:r>
+              <w:rPr>
+                <w:b/>
+                <w:sz w:val="19"/>
+              </w:rPr>
+              <w:t>Internal tag</w:t>
+            </w:r>
+          </w:p>
+        </w:tc>
+        <w:tc>
+          <w:tcPr>
+            <w:tcW w:type="dxa" w:w="6595"/>
+          </w:tcPr>
+          <w:p>
+            <w:r/>
+            <w:r>
+              <w:rPr>
+                <w:b w:val="0"/>
+                <w:sz w:val="19"/>
+              </w:rPr>
+              <w:t>A tag visible only to GreenCircle staff. Never shown to a company or partner account</w:t>
+            </w:r>
+          </w:p>
+        </w:tc>
+      </w:tr>
+      <w:tr>
+        <w:tc>
+          <w:tcPr>
+            <w:tcW w:type="dxa" w:w="2045"/>
+          </w:tcPr>
+          <w:p>
+            <w:r/>
+            <w:r>
+              <w:rPr>
+                <w:b/>
+                <w:sz w:val="19"/>
+              </w:rPr>
+              <w:t>Partner</w:t>
+            </w:r>
+          </w:p>
+        </w:tc>
+        <w:tc>
+          <w:tcPr>
+            <w:tcW w:type="dxa" w:w="6595"/>
+          </w:tcPr>
+          <w:p>
+            <w:r/>
+            <w:r>
+              <w:rPr>
+                <w:b w:val="0"/>
+                <w:sz w:val="19"/>
+              </w:rPr>
+              <w:t>A role for a partner organisation, scoped to the certificates associated with that partner</w:t>
+            </w:r>
+          </w:p>
+        </w:tc>
+      </w:tr>
+      <w:tr>
+        <w:tc>
+          <w:tcPr>
+            <w:tcW w:type="dxa" w:w="2045"/>
+          </w:tcPr>
+          <w:p>
+            <w:r/>
+            <w:r>
+              <w:rPr>
+                <w:b/>
+                <w:sz w:val="19"/>
+              </w:rPr>
+              <w:t>Pathway</w:t>
+            </w:r>
+          </w:p>
+        </w:tc>
+        <w:tc>
+          <w:tcPr>
+            <w:tcW w:type="dxa" w:w="6595"/>
+          </w:tcPr>
+          <w:p>
+            <w:r/>
+            <w:r>
+              <w:rPr>
+                <w:b w:val="0"/>
+                <w:sz w:val="19"/>
+              </w:rPr>
+              <w:t>An optional certification pathway on a certificate, used for Amazon CPF</w:t>
+            </w:r>
+          </w:p>
+        </w:tc>
+      </w:tr>
+      <w:tr>
+        <w:tc>
+          <w:tcPr>
+            <w:tcW w:type="dxa" w:w="2045"/>
+          </w:tcPr>
+          <w:p>
+            <w:r/>
+            <w:r>
+              <w:rPr>
+                <w:b/>
+                <w:sz w:val="19"/>
+              </w:rPr>
+              <w:t>Product category · type · subcategory</w:t>
+            </w:r>
+          </w:p>
+        </w:tc>
+        <w:tc>
+          <w:tcPr>
+            <w:tcW w:type="dxa" w:w="6595"/>
+          </w:tcPr>
+          <w:p>
+            <w:r/>
+            <w:r>
+              <w:rPr>
+                <w:b w:val="0"/>
+                <w:sz w:val="19"/>
+              </w:rPr>
+              <w:t>The three levels of the product hierarchy. The category must exist before a product can use it</w:t>
+            </w:r>
+          </w:p>
+        </w:tc>
+      </w:tr>
+      <w:tr>
+        <w:tc>
+          <w:tcPr>
+            <w:tcW w:type="dxa" w:w="2045"/>
+          </w:tcPr>
+          <w:p>
+            <w:r/>
+            <w:r>
+              <w:rPr>
+                <w:b/>
+                <w:sz w:val="19"/>
+              </w:rPr>
+              <w:t>Public</w:t>
+            </w:r>
+          </w:p>
+        </w:tc>
+        <w:tc>
+          <w:tcPr>
+            <w:tcW w:type="dxa" w:w="6595"/>
+          </w:tcPr>
+          <w:p>
+            <w:r/>
+            <w:r>
+              <w:rPr>
+                <w:b w:val="0"/>
+                <w:sz w:val="19"/>
+              </w:rPr>
+              <w:t>The anonymous public directory. No account is needed</w:t>
+            </w:r>
+          </w:p>
+        </w:tc>
+      </w:tr>
+      <w:tr>
+        <w:tc>
+          <w:tcPr>
+            <w:tcW w:type="dxa" w:w="2045"/>
+          </w:tcPr>
+          <w:p>
+            <w:r/>
+            <w:r>
+              <w:rPr>
+                <w:b/>
+                <w:sz w:val="19"/>
+              </w:rPr>
+              <w:t>Republished</w:t>
+            </w:r>
+          </w:p>
+        </w:tc>
+        <w:tc>
+          <w:tcPr>
+            <w:tcW w:type="dxa" w:w="6595"/>
+          </w:tcPr>
+          <w:p>
+            <w:r/>
+            <w:r>
+              <w:rPr>
+                <w:b w:val="0"/>
+                <w:sz w:val="19"/>
+              </w:rPr>
+              <w:t>A certificate re-issued with a fresh certification period. In force and listed publicly</w:t>
+            </w:r>
+          </w:p>
+        </w:tc>
+      </w:tr>
+    </w:tbl>
+    <w:p>
+      <w:pPr>
+        <w:spacing w:after="120"/>
+      </w:pPr>
+    </w:p>
+    <w:p>
+      <w:pPr>
+        <w:pStyle w:val="Heading1"/>
+      </w:pPr>
+      <w:r>
+        <w:t>Getting help</w:t>
+      </w:r>
+    </w:p>
+    <w:p>
+      <w:r>
+        <w:rPr>
+          <w:b w:val="0"/>
+        </w:rPr>
+        <w:t>Before contacting anyone, three things resolve most problems on their own.</w:t>
+      </w:r>
+    </w:p>
+    <w:p>
+      <w:pPr>
+        <w:pStyle w:val="ListNumber"/>
+        <w:spacing w:after="80"/>
+      </w:pPr>
+      <w:r>
+        <w:rPr>
+          <w:b/>
+        </w:rPr>
+        <w:t>Check this guide's contents.</w:t>
+      </w:r>
+      <w:r>
+        <w:rPr>
+          <w:b w:val="0"/>
+        </w:rPr>
+        <w:t xml:space="preserve"> The answer is often in another section — the troubleshooting table in particular lists the symptoms that have actually been reported.</w:t>
+      </w:r>
+    </w:p>
+    <w:p>
+      <w:pPr>
+        <w:pStyle w:val="ListNumber"/>
+        <w:spacing w:after="80"/>
+      </w:pPr>
+      <w:r>
+        <w:rPr>
+          <w:b/>
+        </w:rPr>
+        <w:t>Sign out and sign back in.</w:t>
+      </w:r>
+      <w:r>
+        <w:rPr>
+          <w:b w:val="0"/>
+        </w:rPr>
+        <w:t xml:space="preserve"> This clears anything left over from an interrupted session.</w:t>
+      </w:r>
+    </w:p>
+    <w:p>
+      <w:pPr>
+        <w:pStyle w:val="ListNumber"/>
+        <w:spacing w:after="80"/>
+      </w:pPr>
+      <w:r>
+        <w:rPr>
+          <w:b/>
+        </w:rPr>
+        <w:t>Reload the page.</w:t>
+      </w:r>
+      <w:r>
+        <w:rPr>
+          <w:b w:val="0"/>
+        </w:rPr>
+        <w:t xml:space="preserve"> If the site has been updated recently, a reload picks up the new version.</w:t>
+      </w:r>
+    </w:p>
+    <w:p>
+      <w:r>
+        <w:rPr>
+          <w:b w:val="0"/>
+        </w:rPr>
+        <w:t>If the problem persists, report it with these five details. They are what makes a problem reproducible rather than a description of a feeling.</w:t>
+      </w:r>
+    </w:p>
+    <w:tbl>
+      <w:tblPr>
+        <w:tblStyle w:val="LightGrid-Accent3"/>
+        <w:tblW w:type="auto" w:w="0"/>
+        <w:jc w:val="left"/>
+        <w:tblLook w:firstColumn="1" w:firstRow="1" w:lastColumn="0" w:lastRow="0" w:noHBand="0" w:noVBand="1" w:val="04A0"/>
+      </w:tblPr>
+      <w:tblGrid>
+        <w:gridCol w:w="4680"/>
+        <w:gridCol w:w="4680"/>
+      </w:tblGrid>
+      <w:tr>
+        <w:tc>
+          <w:tcPr>
+            <w:tcW w:type="dxa" w:w="3110"/>
+          </w:tcPr>
+          <w:p>
+            <w:r/>
+            <w:r>
+              <w:rPr>
+                <w:b/>
+                <w:sz w:val="18"/>
+              </w:rPr>
+              <w:t>Include</w:t>
+            </w:r>
+          </w:p>
+        </w:tc>
+        <w:tc>
+          <w:tcPr>
+            <w:tcW w:type="dxa" w:w="5530"/>
+          </w:tcPr>
+          <w:p>
+            <w:r/>
+            <w:r>
+              <w:rPr>
+                <w:b/>
+                <w:sz w:val="18"/>
+              </w:rPr>
+              <w:t>Example</w:t>
+            </w:r>
+          </w:p>
+        </w:tc>
+      </w:tr>
+      <w:tr>
+        <w:tc>
+          <w:tcPr>
+            <w:tcW w:type="dxa" w:w="3110"/>
+          </w:tcPr>
+          <w:p>
+            <w:r/>
+            <w:r>
+              <w:rPr>
+                <w:b w:val="0"/>
+                <w:sz w:val="19"/>
+              </w:rPr>
+              <w:t>What you were trying to do</w:t>
+            </w:r>
+          </w:p>
+        </w:tc>
+        <w:tc>
+          <w:tcPr>
+            <w:tcW w:type="dxa" w:w="5530"/>
+          </w:tcPr>
+          <w:p>
+            <w:r/>
+            <w:r>
+              <w:rPr>
+                <w:b w:val="0"/>
+                <w:sz w:val="19"/>
+              </w:rPr>
+              <w:t>"Upload a certificate for a new product"</w:t>
+            </w:r>
+          </w:p>
+        </w:tc>
+      </w:tr>
+      <w:tr>
+        <w:tc>
+          <w:tcPr>
+            <w:tcW w:type="dxa" w:w="3110"/>
+          </w:tcPr>
+          <w:p>
+            <w:r/>
+            <w:r>
+              <w:rPr>
+                <w:b w:val="0"/>
+                <w:sz w:val="19"/>
+              </w:rPr>
+              <w:t>What happened instead</w:t>
+            </w:r>
+          </w:p>
+        </w:tc>
+        <w:tc>
+          <w:tcPr>
+            <w:tcW w:type="dxa" w:w="5530"/>
+          </w:tcPr>
+          <w:p>
+            <w:r/>
+            <w:r>
+              <w:rPr>
+                <w:b w:val="0"/>
+                <w:sz w:val="19"/>
+              </w:rPr>
+              <w:t>The exact wording of any message on screen</w:t>
+            </w:r>
+          </w:p>
+        </w:tc>
+      </w:tr>
+      <w:tr>
+        <w:tc>
+          <w:tcPr>
+            <w:tcW w:type="dxa" w:w="3110"/>
+          </w:tcPr>
+          <w:p>
+            <w:r/>
+            <w:r>
+              <w:rPr>
+                <w:b w:val="0"/>
+                <w:sz w:val="19"/>
+              </w:rPr>
+              <w:t>The certificate number</w:t>
+            </w:r>
+          </w:p>
+        </w:tc>
+        <w:tc>
+          <w:tcPr>
+            <w:tcW w:type="dxa" w:w="5530"/>
+          </w:tcPr>
+          <w:p>
+            <w:r/>
+            <w:r>
+              <w:rPr>
+                <w:b w:val="0"/>
+                <w:sz w:val="19"/>
+              </w:rPr>
+              <w:t>If the problem concerns a particular certificate</w:t>
+            </w:r>
+          </w:p>
+        </w:tc>
+      </w:tr>
+      <w:tr>
+        <w:tc>
+          <w:tcPr>
+            <w:tcW w:type="dxa" w:w="3110"/>
+          </w:tcPr>
+          <w:p>
+            <w:r/>
+            <w:r>
+              <w:rPr>
+                <w:b w:val="0"/>
+                <w:sz w:val="19"/>
+              </w:rPr>
+              <w:t>Browser and device</w:t>
+            </w:r>
+          </w:p>
+        </w:tc>
+        <w:tc>
+          <w:tcPr>
+            <w:tcW w:type="dxa" w:w="5530"/>
+          </w:tcPr>
+          <w:p>
+            <w:r/>
+            <w:r>
+              <w:rPr>
+                <w:b w:val="0"/>
+                <w:sz w:val="19"/>
+              </w:rPr>
+              <w:t>"Chrome on Windows 11", "Safari on an iPad"</w:t>
+            </w:r>
+          </w:p>
+        </w:tc>
+      </w:tr>
+      <w:tr>
+        <w:tc>
+          <w:tcPr>
+            <w:tcW w:type="dxa" w:w="3110"/>
+          </w:tcPr>
+          <w:p>
+            <w:r/>
+            <w:r>
+              <w:rPr>
+                <w:b w:val="0"/>
+                <w:sz w:val="19"/>
+              </w:rPr>
+              <w:t>Roughly when</w:t>
+            </w:r>
+          </w:p>
+        </w:tc>
+        <w:tc>
+          <w:tcPr>
+            <w:tcW w:type="dxa" w:w="5530"/>
+          </w:tcPr>
+          <w:p>
+            <w:r/>
+            <w:r>
+              <w:rPr>
+                <w:b w:val="0"/>
+                <w:sz w:val="19"/>
+              </w:rPr>
+              <w:t>The date and approximate time, so the event can be found</w:t>
+            </w:r>
+          </w:p>
+        </w:tc>
+      </w:tr>
+    </w:tbl>
+    <w:p>
+      <w:pPr>
+        <w:spacing w:after="120"/>
+      </w:pPr>
+    </w:p>
+    <w:p>
+      <w:r>
+        <w:rPr>
+          <w:b w:val="0"/>
+        </w:rPr>
+        <w:t>A screenshot of the whole browser window, including the address bar, is worth all five.</w:t>
+      </w:r>
+    </w:p>
+    <w:p>
+      <w:r>
         <w:rPr>
           <w:b w:val="0"/>
           <w:i w:val="0"/>
@@ -3935,7 +5284,7 @@
       </w:r>
     </w:p>
     <w:sectPr>
-      <w:footerReference w:type="default" r:id="rId17"/>
+      <w:footerReference w:type="default" r:id="rId18"/>
       <w:pgSz w:w="12240" w:h="15840"/>
       <w:pgMar w:top="1440" w:right="1440" w:bottom="1440" w:left="1440" w:header="720" w:footer="720" w:gutter="0"/>
       <w:cols w:space="720"/>
